--- a/LifeMetric/docs/LifeMetrics_PRD.docx
+++ b/LifeMetric/docs/LifeMetrics_PRD.docx
@@ -12,17 +12,22 @@
     </w:p>
     <w:p>
       <w:r>
-        <w:t>Version: 1.0.0</w:t>
+        <w:t>Author: Sade, Product Strategist</w:t>
       </w:r>
     </w:p>
     <w:p>
       <w:r>
-        <w:t>Status: Comprehensive Base v1.0</w:t>
+        <w:t>Date: Tuesday, 23 June 2026</w:t>
       </w:r>
     </w:p>
     <w:p>
       <w:r>
-        <w:t>Mission: To resolve the "Privacy Paradox" and "Friction Gap" in elderly care by providing a passive, camera-free monitoring system that transitions from reactive fall detection to proactive health intervention.</w:t>
+        <w:t>Version: 1.1.0</w:t>
+      </w:r>
+    </w:p>
+    <w:p>
+      <w:r>
+        <w:t>Status: Approved (M&amp;A Alignment)</w:t>
       </w:r>
     </w:p>
     <w:p>
@@ -44,6 +49,11 @@
       </w:r>
     </w:p>
     <w:p>
+      <w:r>
+        <w:t>---</w:t>
+      </w:r>
+    </w:p>
+    <w:p>
       <w:pPr>
         <w:pStyle w:val="Heading2"/>
       </w:pPr>
@@ -61,7 +71,7 @@
         <w:pStyle w:val="ListBullet"/>
       </w:pPr>
       <w:r>
-        <w:t xml:space="preserve">  60GHz mmWave Radar: Emits high-frequency radio waves (FMCW) to track a room's spatial point-clouds, monitoring body posture, gait velocity, and instant vertical deceleration (fall signatures). Full-room coverage extends up to a 7-meter radius.</w:t>
+        <w:t xml:space="preserve">  IWR6843AOP 60GHz mmWave Radar: Emits high-frequency Frequency Modulated Continuous Wave (FMCW) radio waves to track a room's spatial point-clouds. By utilizing the Antenna-on-Package (AOP) form factor, we ensure an ultra-compact hardware footprint suitable for modern residential aesthetics while eliminating expensive RF routing complex boarding. This sensor tracks posture, gait velocity, and instant vertical deceleration (fall signatures) up to a 7-meter radius.</w:t>
       </w:r>
     </w:p>
     <w:p>
@@ -69,7 +79,7 @@
         <w:pStyle w:val="ListBullet"/>
       </w:pPr>
       <w:r>
-        <w:t xml:space="preserve">  Long-Wave Infrared (LWIR) Thermal Sensing: Provides supplementary heat-signature mapping to isolate human biological shapes from static objects or pets, maintaining functionality in complete darkness or thick bathroom steam.</w:t>
+        <w:t xml:space="preserve">  MLX90640 Long-Wave Infrared (LWIR) Thermal Sensing: A 32x24 grid array providing supplementary heat-signature mapping to isolate human biological shapes from static objects or pets, maintaining functionality in complete darkness or thick bathroom steam. Lower resolution options (like the 8x8 AMG8833) have been explicitly dropped as posture silhouette validation requires the higher resolution of the MLX90640.</w:t>
       </w:r>
     </w:p>
     <w:p>
@@ -78,6 +88,11 @@
       </w:pPr>
       <w:r>
         <w:t xml:space="preserve">  Acoustic Micro-Signal Analysis: Captures audio frequencies specifically tuned to structural impacts (thuds) and distress vocalizations, acting as a secondary verification layer to eliminate false positives.</w:t>
+      </w:r>
+    </w:p>
+    <w:p>
+      <w:r>
+        <w:t>---</w:t>
       </w:r>
     </w:p>
     <w:p>
@@ -90,7 +105,7 @@
     </w:p>
     <w:p>
       <w:r>
-        <w:t>To ensure absolute privacy and real-time responsiveness, data is processed locally rather than uploaded to a centralized cloud:</w:t>
+        <w:t>To ensure absolute privacy and real-time responsiveness, data is processed locally on the edge rather than uploaded to a centralized cloud:</w:t>
       </w:r>
     </w:p>
     <w:p>
@@ -98,7 +113,7 @@
         <w:pStyle w:val="ListBullet"/>
       </w:pPr>
       <w:r>
-        <w:t xml:space="preserve">  Decentralized Edge-AI: The hardware unit features an onboard neural processing unit (NPU) running a lightweight human behavioral model (using an ARM Cortex-M4 MCU with DSP). Raw sensor data is instantly converted into anonymized behavioral metadata at the edge; no raw audio, thermal, or radar imagery ever leaves the device.</w:t>
+        <w:t xml:space="preserve">  ESP32-S3 Decentralized Edge-AI: The hardware unit features an onboard ESP32-S3 Dual-Core Microcontroller (MCU) @ 240MHz running a lightweight human behavioral model optimized via Xtensa vector instruction extensions. Since all raw mmWave FMCW radar signal processing (clutter rejection, FFTs, and target tracking) is executed on-chip directly within the IWR6843AOP itself, the ESP32-S3 is dedicated solely to multi-modal sensor fusion and kinematic inference. This architectural selection reduces hardware BOM costs, simplifies PCB design by integrating Wi-Fi and Bluetooth on-chip, and easily satisfies our processing constraints.</w:t>
       </w:r>
     </w:p>
     <w:p>
@@ -106,7 +121,15 @@
         <w:pStyle w:val="ListBullet"/>
       </w:pPr>
       <w:r>
-        <w:t xml:space="preserve">  Biometric Movement Analytics: The machine learning algorithms calibrate to individual baseline movements over an initial 48-hour learning period, accounting for variations in body mass index (BMI), mobility levels, and walking aids.</w:t>
+        <w:t xml:space="preserve">  Biometric Movement Analytics &amp; Fallback Calibration: The machine learning algorithms calibrate to individual baseline movements over an initial 48-hour learning period, accounting for variations in body mass index (BMI), mobility levels, and walking aids.</w:t>
+      </w:r>
+    </w:p>
+    <w:p>
+      <w:pPr>
+        <w:pStyle w:val="ListBullet"/>
+      </w:pPr>
+      <w:r>
+        <w:t xml:space="preserve">  Heuristic Fallback Mode (Reduced Confidence): To ensure active protection during the critical first 48 hours of placement when newly admitted residents are at their highest risk of falling, the system immediately operates in a "Heuristic Fallback" mode. This mode utilizes static, conservative kinematic thresholds (e.g., vertical velocity $v_z &gt; 2.0\text{ m/s}$ and deceleration $a_z &gt; 2.0g$, verified by acoustic impact) to detect falls from minute one. Alerts generated during this phase are flagged as "Reduced Confidence (Calibration Phase)" to manage caregiver expectations.</w:t>
       </w:r>
     </w:p>
     <w:p>
@@ -154,7 +177,7 @@
         <w:pStyle w:val="ListBullet"/>
       </w:pPr>
       <w:r>
-        <w:t xml:space="preserve">  Contactless Vitals: Passive measurement of Heart Rate and Respiratory Rate (breathing) by detecting minute displacements of the chest wall.</w:t>
+        <w:t xml:space="preserve">  Contactless Vitals: Passive measurement of Heart Rate (clinical agreement of ±6.4 bpm against ECG) and Respiratory Rate (clinical agreement of ±2.3 breaths/minute against spirometry) by detecting chest wall displacements. This module is scoped as a passive wellness and trend indicator; it is not intended for ICU-grade diagnostic monitoring.</w:t>
       </w:r>
     </w:p>
     <w:p>
@@ -163,6 +186,11 @@
       </w:pPr>
       <w:r>
         <w:t xml:space="preserve">  Presence &amp; Absence: Monitor room occupancy, bed presence, and duration of absence to detect wandering or disorientation.</w:t>
+      </w:r>
+    </w:p>
+    <w:p>
+      <w:r>
+        <w:t>---</w:t>
       </w:r>
     </w:p>
     <w:p>
@@ -183,7 +211,7 @@
         <w:pStyle w:val="ListBullet"/>
       </w:pPr>
       <w:r>
-        <w:t xml:space="preserve">  Form Factor: A compact, palm-sized enclosure designed for ceiling or upper-corner wall mounting to maximize line-of-sight coverage across an average 5m x 5m room.</w:t>
+        <w:t xml:space="preserve">  Form Factor: A compact, palm-sized enclosure designed for ceiling or upper-corner wall mounting to maximize line-of-sight coverage across an average 5m x 5m room. The choice of IWR6843AOP enables this small form-factor without bulky external antennas.</w:t>
       </w:r>
     </w:p>
     <w:p>
@@ -199,7 +227,12 @@
         <w:pStyle w:val="ListBullet"/>
       </w:pPr>
       <w:r>
-        <w:t xml:space="preserve">  Power &amp; Connectivity: Powered via a standard USB-C interface. Secure data transmission relies on dual-band Wi-Fi (2.4GHz/5GHz, supporting Wi-Fi 6) and Bluetooth Low Energy (BLE 5.3) for local setup, utilizing enterprise-grade end-to-end encryption (AES-256).</w:t>
+        <w:t xml:space="preserve">  Power &amp; Connectivity: Powered via a standard USB-C interface. Secure data transmission relies on the ESP32-S3's integrated dual-band Wi-Fi (supporting Wi-Fi 6 via external frontend or integrated transceiver) and Bluetooth Low Energy (BLE 5.3) for local setup, utilizing enterprise-grade end-to-end encryption (AES-256).</w:t>
+      </w:r>
+    </w:p>
+    <w:p>
+      <w:r>
+        <w:t>---</w:t>
       </w:r>
     </w:p>
     <w:p>
@@ -223,7 +256,23 @@
         <w:pStyle w:val="ListBullet"/>
       </w:pPr>
       <w:r>
-        <w:t xml:space="preserve">  Regulatory Compliance: Designed to meet rigorous international data-protection and medical standards, including GDPR (UK/EU), HIPAA (US), UKCA Class I medical device certification, and NHS clinical safety standards (DCB0129/DSPT). Target FDA Class II (Cardiac/Respiration Rate Monitor) certification.</w:t>
+        <w:t xml:space="preserve">  Regulatory Compliance:</w:t>
+      </w:r>
+    </w:p>
+    <w:p>
+      <w:pPr>
+        <w:pStyle w:val="ListBullet"/>
+      </w:pPr>
+      <w:r>
+        <w:t xml:space="preserve">  Version 1 Target Market: Strictly scoped to the United Kingdom care market, targeting UKCA Class I medical device self-declaration, NHS clinical safety standards (DCB0129), and Data Security and Protection Toolkit (DSPT) requirements.</w:t>
+      </w:r>
+    </w:p>
+    <w:p>
+      <w:pPr>
+        <w:pStyle w:val="ListBullet"/>
+      </w:pPr>
+      <w:r>
+        <w:t xml:space="preserve">  Version 2 Deferred Roadmap: US FDA Class II (Cardiac/Respiration Rate Monitor) Pre-Market Notification [510(k)] / De Novo pathway and US HIPAA compliance are deferred to Phase 2, allowing the UK v1 launch to compile real-world clinical validation data to support the subsequent FDA submission.</w:t>
       </w:r>
     </w:p>
     <w:p>
@@ -232,6 +281,11 @@
       </w:pPr>
       <w:r>
         <w:t xml:space="preserve">  Manufacturing Model: Utilizes an asset-light contract manufacturing framework with Tier-1 original equipment manufacturers (OEMs) to strictly control hardware Bill of Materials (BOM) costs, facilitating scalable Software-as-a-Service (SaaS) business modeling.</w:t>
+      </w:r>
+    </w:p>
+    <w:p>
+      <w:r>
+        <w:t>---</w:t>
       </w:r>
     </w:p>
     <w:p>
@@ -247,7 +301,7 @@
         <w:pStyle w:val="ListBullet"/>
       </w:pPr>
       <w:r>
-        <w:t xml:space="preserve">  Latency: Signal-to-alert latency must remain under 200 milliseconds for the "Early Projection" module to be actionable.</w:t>
+        <w:t xml:space="preserve">  Latency: Signal-to-alert latency must remain under 200 milliseconds for the "Early Projection" module to be actionable. The ESP32-S3, offloaded from heavy radar processing, comfortably satisfies this.</w:t>
       </w:r>
     </w:p>
     <w:p>
